--- a/DR/Резюме на дипломния проект.docx
+++ b/DR/Резюме на дипломния проект.docx
@@ -108,22 +108,7 @@
     </w:p>
     <w:p>
       <w:r>
-        <w:t>В последните години дигиталните технологии навлизат все</w:t>
-      </w:r>
-      <w:r>
-        <w:t xml:space="preserve"> повече в сферата на красотата.</w:t>
-      </w:r>
-      <w:r>
-        <w:t>Много клиенти се колебаят какъв маникюр да изберат и искат д</w:t>
-      </w:r>
-      <w:r>
-        <w:t>а видят предварителен резултат.</w:t>
-      </w:r>
-      <w:r>
-        <w:t>Затова виртуалните приложения са актуални, защото позволяват лесна и бърза ви</w:t>
-      </w:r>
-      <w:r>
-        <w:t>зуализация на различни дизайни.</w:t>
+        <w:t>В последните години дигиталните технологии навлизат все повече в сферата на красотата.Много клиенти се колебаят какъв маникюр да изберат и искат да видят предварителен резултат.Затова виртуалните приложения са актуални, защото позволяват лесна и бърза визуализация на различни дизайни.</w:t>
       </w:r>
     </w:p>
     <w:p/>
@@ -141,7 +126,10 @@
     </w:p>
     <w:p>
       <w:r>
-        <w:t>Основната цел на проекта е създаване на приложение, което позволява на потребителя да качи снимка на ръката си или да използва камерата, след което да избере маникюрен дизайн и да види как би изглеждал върху ноктите. За реализацията са изпълнени основни задачи: разработка на система за разпознаване на ръката, създаване на галерия с маникюрни дизайни и алгоритъм за наслагване на дизайна върху ноктите.</w:t>
+        <w:t xml:space="preserve">Основната цел на проекта е създаване на приложение, което позволява на потребителя да качи снимка на ръката си или да използва камерата, след което да избере маникюрен дизайн и да види </w:t>
+      </w:r>
+      <w:r>
+        <w:t>как би изглеждал върху ноктите.</w:t>
       </w:r>
     </w:p>
     <w:p/>
@@ -177,7 +165,15 @@
     </w:p>
     <w:p>
       <w:r>
-        <w:t>Компютърното зрение е област от изкуствения интелект, която позволява на компютрите да анализират изображения. В проекта се използва MediaPipe за откриване на ключови точки на ръката. Тя разпознава 21 точки, включително върховете на пръстите и ставите, които се използват за определяне на позицията и ориентацията на ноктите.</w:t>
+        <w:t xml:space="preserve">Компютърното зрение е област от изкуствения интелект, която позволява на компютрите да анализират изображения. В проекта се </w:t>
+      </w:r>
+      <w:bookmarkStart w:id="0" w:name="_GoBack"/>
+      <w:r>
+        <w:t xml:space="preserve">използва MediaPipe </w:t>
+      </w:r>
+      <w:bookmarkEnd w:id="0"/>
+      <w:r>
+        <w:t>за откриване на ключови точки на ръката. Тя разпознава 21 точки, включително върховете на пръстите и ставите, които се използват за определяне на позицията и ориентацията на ноктите.</w:t>
       </w:r>
     </w:p>
     <w:p>
@@ -248,22 +244,7 @@
     </w:p>
     <w:p>
       <w:r>
-        <w:t>В резултат на разработката беше създадено приложение, което позволява виртуално и</w:t>
-      </w:r>
-      <w:r>
-        <w:t>зпробване на маникюрни дизайни.</w:t>
-      </w:r>
-      <w:r>
-        <w:t>Проектът демонстрира как технологии като компютърно зрение и обработка на изображения могат да бъдат използвани за създаване на</w:t>
-      </w:r>
-      <w:r>
-        <w:t xml:space="preserve"> интерактивни дигитални услуги.</w:t>
-      </w:r>
-      <w:r>
-        <w:t>В бъдеще системата може да бъде доразвита и използвана в реални прило</w:t>
-      </w:r>
-      <w:r>
-        <w:t>жения в индустрията за красота.</w:t>
+        <w:t>В резултат на разработката беше създадено приложение, което позволява виртуално изпробване на маникюрни дизайни.Проектът демонстрира как технологии като компютърно зрение и обработка на изображения могат да бъдат използвани за създаване на интерактивни дигитални услуги.В бъдеще системата може да бъде доразвита и използвана в реални приложения в индустрията за красота.</w:t>
       </w:r>
     </w:p>
     <w:p/>
@@ -296,58 +277,12 @@
       <w:r>
         <w:t xml:space="preserve"> да отговоря на вашите въпроси</w:t>
       </w:r>
-      <w:bookmarkStart w:id="0" w:name="_GoBack"/>
-      <w:bookmarkEnd w:id="0"/>
       <w:r>
         <w:rPr>
           <w:noProof/>
           <w:lang w:eastAsia="bg-BG"/>
         </w:rPr>
-        <w:drawing>
-          <wp:inline distT="0" distB="0" distL="0" distR="0" wp14:anchorId="7159B4E5">
-            <wp:extent cx="7236460" cy="1085215"/>
-            <wp:effectExtent l="0" t="0" r="0" b="0"/>
-            <wp:docPr id="1" name="Picture 1"/>
-            <wp:cNvGraphicFramePr>
-              <a:graphicFrameLocks xmlns:a="http://schemas.openxmlformats.org/drawingml/2006/main" noChangeAspect="1"/>
-            </wp:cNvGraphicFramePr>
-            <a:graphic xmlns:a="http://schemas.openxmlformats.org/drawingml/2006/main">
-              <a:graphicData uri="http://schemas.openxmlformats.org/drawingml/2006/picture">
-                <pic:pic xmlns:pic="http://schemas.openxmlformats.org/drawingml/2006/picture">
-                  <pic:nvPicPr>
-                    <pic:cNvPr id="0" name="Picture 2"/>
-                    <pic:cNvPicPr>
-                      <a:picLocks noChangeAspect="1" noChangeArrowheads="1"/>
-                    </pic:cNvPicPr>
-                  </pic:nvPicPr>
-                  <pic:blipFill>
-                    <a:blip r:embed="rId5">
-                      <a:extLst>
-                        <a:ext uri="{28A0092B-C50C-407E-A947-70E740481C1C}">
-                          <a14:useLocalDpi xmlns:a14="http://schemas.microsoft.com/office/drawing/2010/main" val="0"/>
-                        </a:ext>
-                      </a:extLst>
-                    </a:blip>
-                    <a:srcRect/>
-                    <a:stretch>
-                      <a:fillRect/>
-                    </a:stretch>
-                  </pic:blipFill>
-                  <pic:spPr bwMode="auto">
-                    <a:xfrm>
-                      <a:off x="0" y="0"/>
-                      <a:ext cx="7236460" cy="1085215"/>
-                    </a:xfrm>
-                    <a:prstGeom prst="rect">
-                      <a:avLst/>
-                    </a:prstGeom>
-                    <a:noFill/>
-                  </pic:spPr>
-                </pic:pic>
-              </a:graphicData>
-            </a:graphic>
-          </wp:inline>
-        </w:drawing>
+        <w:t>?</w:t>
       </w:r>
     </w:p>
     <w:sectPr>

--- a/DR/Резюме на дипломния проект.docx
+++ b/DR/Резюме на дипломния проект.docx
@@ -126,10 +126,7 @@
     </w:p>
     <w:p>
       <w:r>
-        <w:t xml:space="preserve">Основната цел на проекта е създаване на приложение, което позволява на потребителя да качи снимка на ръката си или да използва камерата, след което да избере маникюрен дизайн и да види </w:t>
-      </w:r>
-      <w:r>
-        <w:t>как би изглеждал върху ноктите.</w:t>
+        <w:t>Основната цел на проекта е създаване на приложение, което позволява на потребителя първо да избере маникюрен дизайн от галерия, а след това да качи снимка на ръката си или да използва камерата, за да види как избраният дизайн би изглеждал върху ноктите му.</w:t>
       </w:r>
     </w:p>
     <w:p/>
@@ -165,15 +162,7 @@
     </w:p>
     <w:p>
       <w:r>
-        <w:t xml:space="preserve">Компютърното зрение е област от изкуствения интелект, която позволява на компютрите да анализират изображения. В проекта се </w:t>
-      </w:r>
-      <w:bookmarkStart w:id="0" w:name="_GoBack"/>
-      <w:r>
-        <w:t xml:space="preserve">използва MediaPipe </w:t>
-      </w:r>
-      <w:bookmarkEnd w:id="0"/>
-      <w:r>
-        <w:t>за откриване на ключови точки на ръката. Тя разпознава 21 точки, включително върховете на пръстите и ставите, които се използват за определяне на позицията и ориентацията на ноктите.</w:t>
+        <w:t>Компютърното зрение е област от изкуствения интелект, която позволява на компютрите да анализират изображения. В проекта се използва MediaPipe за откриване на ключови точки на ръката. Тя разпознава 21 точки, включително върховете на пръстите и ставите, които се използват за определяне на позицията и ориентацията на ноктите.</w:t>
       </w:r>
     </w:p>
     <w:p>
@@ -225,10 +214,12 @@
       </w:r>
     </w:p>
     <w:p>
+      <w:bookmarkStart w:id="0" w:name="_GoBack"/>
       <w:r>
         <w:t>Приложението предлага основни функционалности: качване на снимка или използване на камера в реално време. Системата автоматично разпознава ръката и позицията на пръстите. Потребителят може да избере маникюрни дизайни, които се наслагват върху ноктите и се визуализират в реално време.</w:t>
       </w:r>
     </w:p>
+    <w:bookmarkEnd w:id="0"/>
     <w:p/>
     <w:p>
       <w:pPr>

--- a/DR/Резюме на дипломния проект.docx
+++ b/DR/Резюме на дипломния проект.docx
@@ -144,10 +144,13 @@
     </w:p>
     <w:p>
       <w:r>
-        <w:t>За разработката на проекта е използван Python, подходящ за обработка на изображения и уеб приложения. Сървърната част е реализирана с Django. За разпознаване на ръката е използвана библиотеката MediaPipe, а за обработка на изображения – OpenCV и Pillow. Потребителският интерфейс е изграден с HTML, CSS и JavaScript.</w:t>
-      </w:r>
-    </w:p>
-    <w:p/>
+        <w:t>Проектът е разработен с Python. Сървърната част е реализирана с Django, разпознаването на ръката – с MediaPipe, а обработката на изображения – с OpenCV и Pillow. Потребителският интерфейс е изграден с HTML, CSS и JavaScript.</w:t>
+      </w:r>
+    </w:p>
+    <w:p>
+      <w:bookmarkStart w:id="0" w:name="_GoBack"/>
+      <w:bookmarkEnd w:id="0"/>
+    </w:p>
     <w:p>
       <w:pPr>
         <w:pStyle w:val="Heading1"/>
@@ -162,9 +165,10 @@
     </w:p>
     <w:p>
       <w:r>
-        <w:t>Компютърното зрение е област от изкуствения интелект, която позволява на компютрите да анализират изображения. В проекта се използва MediaPipe за откриване на ключови точки на ръката. Тя разпознава 21 точки, включително върховете на пръстите и ставите, които се използват за определяне на позицията и ориентацията на ноктите.</w:t>
-      </w:r>
-    </w:p>
+        <w:t>Компютърното зрение позволява на компютрите да анализират изображения. В проекта се използва MediaPipe, която открива 21 ключови точки на ръката (върхове на пръсти и стави) за определяне на позицията и ориентацията на ноктите.</w:t>
+      </w:r>
+    </w:p>
+    <w:p/>
     <w:p>
       <w:pPr>
         <w:pStyle w:val="Heading1"/>
@@ -180,10 +184,9 @@
     </w:p>
     <w:p>
       <w:r>
-        <w:t>За реалистична визуализация на маникюра се използват техники за обработка на изображения, включващи цветови модели RGB и RGBA и геометрични трансформации за мащабиране и завъртане. Използва се и alpha blending за плавно наслагване на дизайна върху ноктите.</w:t>
-      </w:r>
-    </w:p>
-    <w:p/>
+        <w:t>За реалистична визуализация се използват техники за обработка на изображения – цветови модели RGB и RGBA, геометрични трансформации за мащабиране и завъртане и alpha blending за плавно наслагване на дизайна върху ноктите.</w:t>
+      </w:r>
+    </w:p>
     <w:p>
       <w:pPr>
         <w:pStyle w:val="Heading1"/>
@@ -214,12 +217,10 @@
       </w:r>
     </w:p>
     <w:p>
-      <w:bookmarkStart w:id="0" w:name="_GoBack"/>
       <w:r>
         <w:t>Приложението предлага основни функционалности: качване на снимка или използване на камера в реално време. Системата автоматично разпознава ръката и позицията на пръстите. Потребителят може да избере маникюрни дизайни, които се наслагват върху ноктите и се визуализират в реално време.</w:t>
       </w:r>
     </w:p>
-    <w:bookmarkEnd w:id="0"/>
     <w:p/>
     <w:p>
       <w:pPr>
@@ -1397,7 +1398,6 @@
   <w:style w:type="character" w:default="1" w:styleId="DefaultParagraphFont">
     <w:name w:val="Default Paragraph Font"/>
     <w:uiPriority w:val="1"/>
-    <w:semiHidden/>
     <w:unhideWhenUsed/>
   </w:style>
   <w:style w:type="table" w:default="1" w:styleId="TableNormal">

--- a/DR/Резюме на дипломния проект.docx
+++ b/DR/Резюме на дипломния проект.docx
@@ -48,7 +48,7 @@
     </w:p>
     <w:p>
       <w:pPr>
-        <w:pStyle w:val="Heading1"/>
+        <w:pStyle w:val="1"/>
         <w:numPr>
           <w:ilvl w:val="0"/>
           <w:numId w:val="6"/>
@@ -96,7 +96,7 @@
     <w:p/>
     <w:p>
       <w:pPr>
-        <w:pStyle w:val="Heading1"/>
+        <w:pStyle w:val="1"/>
         <w:numPr>
           <w:ilvl w:val="0"/>
           <w:numId w:val="6"/>
@@ -114,7 +114,7 @@
     <w:p/>
     <w:p>
       <w:pPr>
-        <w:pStyle w:val="Heading1"/>
+        <w:pStyle w:val="1"/>
         <w:numPr>
           <w:ilvl w:val="0"/>
           <w:numId w:val="6"/>
@@ -132,7 +132,7 @@
     <w:p/>
     <w:p>
       <w:pPr>
-        <w:pStyle w:val="Heading1"/>
+        <w:pStyle w:val="1"/>
         <w:numPr>
           <w:ilvl w:val="0"/>
           <w:numId w:val="6"/>
@@ -147,13 +147,10 @@
         <w:t>Проектът е разработен с Python. Сървърната част е реализирана с Django, разпознаването на ръката – с MediaPipe, а обработката на изображения – с OpenCV и Pillow. Потребителският интерфейс е изграден с HTML, CSS и JavaScript.</w:t>
       </w:r>
     </w:p>
-    <w:p>
-      <w:bookmarkStart w:id="0" w:name="_GoBack"/>
-      <w:bookmarkEnd w:id="0"/>
-    </w:p>
-    <w:p>
-      <w:pPr>
-        <w:pStyle w:val="Heading1"/>
+    <w:p/>
+    <w:p>
+      <w:pPr>
+        <w:pStyle w:val="1"/>
         <w:numPr>
           <w:ilvl w:val="0"/>
           <w:numId w:val="6"/>
@@ -164,14 +161,23 @@
       </w:r>
     </w:p>
     <w:p>
-      <w:r>
-        <w:t>Компютърното зрение позволява на компютрите да анализират изображения. В проекта се използва MediaPipe, която открива 21 ключови точки на ръката (върхове на пръсти и стави) за определяне на позицията и ориентацията на ноктите.</w:t>
+      <w:pPr>
+        <w:ind w:left="360"/>
+        <w:rPr>
+          <w:sz w:val="24"/>
+        </w:rPr>
+      </w:pPr>
+      <w:r>
+        <w:rPr>
+          <w:sz w:val="24"/>
+        </w:rPr>
+        <w:t>Компютърното зрение позволява на компютрите да разпознават изображения. В проекта се използва MediaPipe, която открива 21  ключови точки на ръката и чрез тях се определя позицията и ориентацията на ноктите.</w:t>
       </w:r>
     </w:p>
     <w:p/>
     <w:p>
       <w:pPr>
-        <w:pStyle w:val="Heading1"/>
+        <w:pStyle w:val="1"/>
         <w:numPr>
           <w:ilvl w:val="0"/>
           <w:numId w:val="6"/>
@@ -184,12 +190,28 @@
     </w:p>
     <w:p>
       <w:r>
-        <w:t>За реалистична визуализация се използват техники за обработка на изображения – цветови модели RGB и RGBA, геометрични трансформации за мащабиране и завъртане и alpha blending за плавно наслагване на дизайна върху ноктите.</w:t>
-      </w:r>
-    </w:p>
-    <w:p>
-      <w:pPr>
-        <w:pStyle w:val="Heading1"/>
+        <w:t xml:space="preserve">За по-реалистична визия се използват техники за обработка на изображения – цветови модели като RGB и RGBA, промени в размера и завъртане на изображението, както и </w:t>
+      </w:r>
+      <w:proofErr w:type="spellStart"/>
+      <w:r>
+        <w:t>alpha</w:t>
+      </w:r>
+      <w:proofErr w:type="spellEnd"/>
+      <w:r>
+        <w:t xml:space="preserve"> </w:t>
+      </w:r>
+      <w:proofErr w:type="spellStart"/>
+      <w:r>
+        <w:t>blending</w:t>
+      </w:r>
+      <w:proofErr w:type="spellEnd"/>
+      <w:r>
+        <w:t xml:space="preserve"> за плавно наслагване на дизайна върху ноктите.</w:t>
+      </w:r>
+    </w:p>
+    <w:p>
+      <w:pPr>
+        <w:pStyle w:val="1"/>
         <w:numPr>
           <w:ilvl w:val="0"/>
           <w:numId w:val="6"/>
@@ -200,13 +222,21 @@
       </w:r>
     </w:p>
     <w:p>
-      <w:r>
-        <w:t>Работата на приложението започва с качване на изображение или използване на камера в реално време. Системата анализира изображението и открива ключовите точки на ръката, като на тази база определя позицията и размера на ноктите. След това избраният маникюрен дизайн се мащабира и завърта според формата и ориентацията на ноктите и се наслагва върху изображението.</w:t>
-      </w:r>
-    </w:p>
-    <w:p>
-      <w:pPr>
-        <w:pStyle w:val="Heading1"/>
+      <w:bookmarkStart w:id="0" w:name="_GoBack"/>
+      <w:r>
+        <w:t xml:space="preserve">Първо се избира дизайн от галерията. След това се качва снимка или се използва камера. Системата открива ръката и ноктите, а накрая адаптира </w:t>
+      </w:r>
+      <w:r>
+        <w:t>дизайна и го наслагва върху тях</w:t>
+      </w:r>
+      <w:r>
+        <w:t>.</w:t>
+      </w:r>
+    </w:p>
+    <w:bookmarkEnd w:id="0"/>
+    <w:p>
+      <w:pPr>
+        <w:pStyle w:val="1"/>
         <w:numPr>
           <w:ilvl w:val="0"/>
           <w:numId w:val="6"/>
@@ -218,13 +248,16 @@
     </w:p>
     <w:p>
       <w:r>
-        <w:t>Приложението предлага основни функционалности: качване на снимка или използване на камера в реално време. Системата автоматично разпознава ръката и позицията на пръстите. Потребителят може да избере маникюрни дизайни, които се наслагват върху ноктите и се визуализират в реално време.</w:t>
+        <w:t>Приложението позволява качване на снимка или използване на камера в реално време. То автоматично разпознава ръката и пръстите, а избраният маникюрен дизайн се наслагва върху ноктите и се показва веднага</w:t>
+      </w:r>
+      <w:r>
+        <w:t>.</w:t>
       </w:r>
     </w:p>
     <w:p/>
     <w:p>
       <w:pPr>
-        <w:pStyle w:val="Heading1"/>
+        <w:pStyle w:val="1"/>
         <w:numPr>
           <w:ilvl w:val="0"/>
           <w:numId w:val="6"/>
@@ -236,13 +269,21 @@
     </w:p>
     <w:p>
       <w:r>
-        <w:t>В резултат на разработката беше създадено приложение, което позволява виртуално изпробване на маникюрни дизайни.Проектът демонстрира как технологии като компютърно зрение и обработка на изображения могат да бъдат използвани за създаване на интерактивни дигитални услуги.В бъдеще системата може да бъде доразвита и използвана в реални приложения в индустрията за красота.</w:t>
+        <w:t xml:space="preserve">В резултат е създадено приложение за виртуално изпробване на </w:t>
+      </w:r>
+      <w:proofErr w:type="spellStart"/>
+      <w:r>
+        <w:t>маникюрни</w:t>
+      </w:r>
+      <w:proofErr w:type="spellEnd"/>
+      <w:r>
+        <w:t xml:space="preserve"> дизайни. Проектът показва как компютърното зрение и обработката на изображения могат да се използват за интерактивни дигитални решения. В бъдеще системата може да се подобри и да се приложи в индустрията за красота.</w:t>
       </w:r>
     </w:p>
     <w:p/>
     <w:p>
       <w:pPr>
-        <w:pStyle w:val="Heading1"/>
+        <w:pStyle w:val="1"/>
         <w:numPr>
           <w:ilvl w:val="0"/>
           <w:numId w:val="6"/>
@@ -1326,15 +1367,15 @@
     <w:lsdException w:name="List Table 6 Colorful Accent 6" w:uiPriority="51"/>
     <w:lsdException w:name="List Table 7 Colorful Accent 6" w:uiPriority="52"/>
   </w:latentStyles>
-  <w:style w:type="paragraph" w:default="1" w:styleId="Normal">
+  <w:style w:type="paragraph" w:default="1" w:styleId="a">
     <w:name w:val="Normal"/>
     <w:qFormat/>
   </w:style>
-  <w:style w:type="paragraph" w:styleId="Heading1">
+  <w:style w:type="paragraph" w:styleId="1">
     <w:name w:val="heading 1"/>
-    <w:basedOn w:val="Normal"/>
-    <w:next w:val="Normal"/>
-    <w:link w:val="Heading1Char"/>
+    <w:basedOn w:val="a"/>
+    <w:next w:val="a"/>
+    <w:link w:val="10"/>
     <w:uiPriority w:val="9"/>
     <w:qFormat/>
     <w:rsid w:val="00CB59E9"/>
@@ -1351,11 +1392,11 @@
       <w:szCs w:val="32"/>
     </w:rPr>
   </w:style>
-  <w:style w:type="paragraph" w:styleId="Heading2">
+  <w:style w:type="paragraph" w:styleId="2">
     <w:name w:val="heading 2"/>
-    <w:basedOn w:val="Normal"/>
-    <w:next w:val="Normal"/>
-    <w:link w:val="Heading2Char"/>
+    <w:basedOn w:val="a"/>
+    <w:next w:val="a"/>
+    <w:link w:val="20"/>
     <w:uiPriority w:val="9"/>
     <w:unhideWhenUsed/>
     <w:qFormat/>
@@ -1373,11 +1414,11 @@
       <w:szCs w:val="26"/>
     </w:rPr>
   </w:style>
-  <w:style w:type="paragraph" w:styleId="Heading3">
+  <w:style w:type="paragraph" w:styleId="3">
     <w:name w:val="heading 3"/>
-    <w:basedOn w:val="Normal"/>
-    <w:next w:val="Normal"/>
-    <w:link w:val="Heading3Char"/>
+    <w:basedOn w:val="a"/>
+    <w:next w:val="a"/>
+    <w:link w:val="30"/>
     <w:uiPriority w:val="9"/>
     <w:unhideWhenUsed/>
     <w:qFormat/>
@@ -1395,12 +1436,12 @@
       <w:szCs w:val="24"/>
     </w:rPr>
   </w:style>
-  <w:style w:type="character" w:default="1" w:styleId="DefaultParagraphFont">
+  <w:style w:type="character" w:default="1" w:styleId="a0">
     <w:name w:val="Default Paragraph Font"/>
     <w:uiPriority w:val="1"/>
     <w:unhideWhenUsed/>
   </w:style>
-  <w:style w:type="table" w:default="1" w:styleId="TableNormal">
+  <w:style w:type="table" w:default="1" w:styleId="a1">
     <w:name w:val="Normal Table"/>
     <w:uiPriority w:val="99"/>
     <w:semiHidden/>
@@ -1415,16 +1456,16 @@
       </w:tblCellMar>
     </w:tblPr>
   </w:style>
-  <w:style w:type="numbering" w:default="1" w:styleId="NoList">
+  <w:style w:type="numbering" w:default="1" w:styleId="a2">
     <w:name w:val="No List"/>
     <w:uiPriority w:val="99"/>
     <w:semiHidden/>
     <w:unhideWhenUsed/>
   </w:style>
-  <w:style w:type="character" w:customStyle="1" w:styleId="Heading1Char">
-    <w:name w:val="Heading 1 Char"/>
-    <w:basedOn w:val="DefaultParagraphFont"/>
-    <w:link w:val="Heading1"/>
+  <w:style w:type="character" w:customStyle="1" w:styleId="10">
+    <w:name w:val="Заглавие 1 Знак"/>
+    <w:basedOn w:val="a0"/>
+    <w:link w:val="1"/>
     <w:uiPriority w:val="9"/>
     <w:rsid w:val="00CB59E9"/>
     <w:rPr>
@@ -1434,10 +1475,10 @@
       <w:szCs w:val="32"/>
     </w:rPr>
   </w:style>
-  <w:style w:type="character" w:customStyle="1" w:styleId="Heading2Char">
-    <w:name w:val="Heading 2 Char"/>
-    <w:basedOn w:val="DefaultParagraphFont"/>
-    <w:link w:val="Heading2"/>
+  <w:style w:type="character" w:customStyle="1" w:styleId="20">
+    <w:name w:val="Заглавие 2 Знак"/>
+    <w:basedOn w:val="a0"/>
+    <w:link w:val="2"/>
     <w:uiPriority w:val="9"/>
     <w:rsid w:val="00CB59E9"/>
     <w:rPr>
@@ -1447,7 +1488,7 @@
       <w:szCs w:val="26"/>
     </w:rPr>
   </w:style>
-  <w:style w:type="paragraph" w:styleId="NoSpacing">
+  <w:style w:type="paragraph" w:styleId="a3">
     <w:name w:val="No Spacing"/>
     <w:uiPriority w:val="1"/>
     <w:qFormat/>
@@ -1456,10 +1497,10 @@
       <w:spacing w:after="0" w:line="240" w:lineRule="auto"/>
     </w:pPr>
   </w:style>
-  <w:style w:type="character" w:customStyle="1" w:styleId="Heading3Char">
-    <w:name w:val="Heading 3 Char"/>
-    <w:basedOn w:val="DefaultParagraphFont"/>
-    <w:link w:val="Heading3"/>
+  <w:style w:type="character" w:customStyle="1" w:styleId="30">
+    <w:name w:val="Заглавие 3 Знак"/>
+    <w:basedOn w:val="a0"/>
+    <w:link w:val="3"/>
     <w:uiPriority w:val="9"/>
     <w:rsid w:val="00CB59E9"/>
     <w:rPr>
@@ -1469,11 +1510,11 @@
       <w:szCs w:val="24"/>
     </w:rPr>
   </w:style>
-  <w:style w:type="paragraph" w:styleId="Subtitle">
+  <w:style w:type="paragraph" w:styleId="a4">
     <w:name w:val="Subtitle"/>
-    <w:basedOn w:val="Normal"/>
-    <w:next w:val="Normal"/>
-    <w:link w:val="SubtitleChar"/>
+    <w:basedOn w:val="a"/>
+    <w:next w:val="a"/>
+    <w:link w:val="a5"/>
     <w:uiPriority w:val="11"/>
     <w:qFormat/>
     <w:rsid w:val="00CB59E9"/>
@@ -1488,10 +1529,10 @@
       <w:spacing w:val="15"/>
     </w:rPr>
   </w:style>
-  <w:style w:type="character" w:customStyle="1" w:styleId="SubtitleChar">
-    <w:name w:val="Subtitle Char"/>
-    <w:basedOn w:val="DefaultParagraphFont"/>
-    <w:link w:val="Subtitle"/>
+  <w:style w:type="character" w:customStyle="1" w:styleId="a5">
+    <w:name w:val="Подзаглавие Знак"/>
+    <w:basedOn w:val="a0"/>
+    <w:link w:val="a4"/>
     <w:uiPriority w:val="11"/>
     <w:rsid w:val="00CB59E9"/>
     <w:rPr>
@@ -1500,11 +1541,11 @@
       <w:spacing w:val="15"/>
     </w:rPr>
   </w:style>
-  <w:style w:type="paragraph" w:styleId="Title">
+  <w:style w:type="paragraph" w:styleId="a6">
     <w:name w:val="Title"/>
-    <w:basedOn w:val="Normal"/>
-    <w:next w:val="Normal"/>
-    <w:link w:val="TitleChar"/>
+    <w:basedOn w:val="a"/>
+    <w:next w:val="a"/>
+    <w:link w:val="a7"/>
     <w:uiPriority w:val="10"/>
     <w:qFormat/>
     <w:rsid w:val="00CB59E9"/>
@@ -1520,10 +1561,10 @@
       <w:szCs w:val="56"/>
     </w:rPr>
   </w:style>
-  <w:style w:type="character" w:customStyle="1" w:styleId="TitleChar">
-    <w:name w:val="Title Char"/>
-    <w:basedOn w:val="DefaultParagraphFont"/>
-    <w:link w:val="Title"/>
+  <w:style w:type="character" w:customStyle="1" w:styleId="a7">
+    <w:name w:val="Заглавие Знак"/>
+    <w:basedOn w:val="a0"/>
+    <w:link w:val="a6"/>
     <w:uiPriority w:val="10"/>
     <w:rsid w:val="00CB59E9"/>
     <w:rPr>
@@ -1534,9 +1575,9 @@
       <w:szCs w:val="56"/>
     </w:rPr>
   </w:style>
-  <w:style w:type="paragraph" w:styleId="ListParagraph">
+  <w:style w:type="paragraph" w:styleId="a8">
     <w:name w:val="List Paragraph"/>
-    <w:basedOn w:val="Normal"/>
+    <w:basedOn w:val="a"/>
     <w:uiPriority w:val="34"/>
     <w:qFormat/>
     <w:rsid w:val="00CB59E9"/>
@@ -1544,6 +1585,23 @@
       <w:ind w:left="720"/>
       <w:contextualSpacing/>
     </w:pPr>
+  </w:style>
+  <w:style w:type="paragraph" w:styleId="a9">
+    <w:name w:val="Normal (Web)"/>
+    <w:basedOn w:val="a"/>
+    <w:uiPriority w:val="99"/>
+    <w:semiHidden/>
+    <w:unhideWhenUsed/>
+    <w:rsid w:val="00151234"/>
+    <w:pPr>
+      <w:spacing w:before="100" w:beforeAutospacing="1" w:after="100" w:afterAutospacing="1" w:line="240" w:lineRule="auto"/>
+    </w:pPr>
+    <w:rPr>
+      <w:rFonts w:ascii="Times New Roman" w:eastAsia="Times New Roman" w:hAnsi="Times New Roman" w:cs="Times New Roman"/>
+      <w:sz w:val="24"/>
+      <w:szCs w:val="24"/>
+      <w:lang w:eastAsia="bg-BG"/>
+    </w:rPr>
   </w:style>
 </w:styles>
 </file>

--- a/DR/Резюме на дипломния проект.docx
+++ b/DR/Резюме на дипломния проект.docx
@@ -222,18 +222,13 @@
       </w:r>
     </w:p>
     <w:p>
-      <w:bookmarkStart w:id="0" w:name="_GoBack"/>
-      <w:r>
-        <w:t xml:space="preserve">Първо се избира дизайн от галерията. След това се качва снимка или се използва камера. Системата открива ръката и ноктите, а накрая адаптира </w:t>
-      </w:r>
-      <w:r>
-        <w:t>дизайна и го наслагва върху тях</w:t>
+      <w:r>
+        <w:t>Първо се избира дизайн от галерията. След това се качва снимка или се използва камера. Системата открива ръката и ноктите, а накрая адаптира дизайна и го наслагва върху тях</w:t>
       </w:r>
       <w:r>
         <w:t>.</w:t>
       </w:r>
     </w:p>
-    <w:bookmarkEnd w:id="0"/>
     <w:p>
       <w:pPr>
         <w:pStyle w:val="1"/>
@@ -268,16 +263,117 @@
       </w:r>
     </w:p>
     <w:p>
-      <w:r>
-        <w:t xml:space="preserve">В резултат е създадено приложение за виртуално изпробване на </w:t>
+      <w:pPr>
+        <w:ind w:left="360"/>
+      </w:pPr>
+      <w:bookmarkStart w:id="0" w:name="_GoBack"/>
+      <w:bookmarkEnd w:id="0"/>
+      <w:r>
+        <w:rPr>
+          <w:lang w:val="ru-RU"/>
+        </w:rPr>
+        <w:t xml:space="preserve">Създаденото приложение  </w:t>
       </w:r>
       <w:proofErr w:type="spellStart"/>
       <w:r>
-        <w:t>маникюрни</w:t>
+        <w:rPr>
+          <w:lang w:val="ru-RU"/>
+        </w:rPr>
+        <w:t>показва</w:t>
       </w:r>
       <w:proofErr w:type="spellEnd"/>
       <w:r>
-        <w:t xml:space="preserve"> дизайни. Проектът показва как компютърното зрение и обработката на изображения могат да се използват за интерактивни дигитални решения. В бъдеще системата може да се подобри и да се приложи в индустрията за красота.</w:t>
+        <w:rPr>
+          <w:lang w:val="ru-RU"/>
+        </w:rPr>
+        <w:t xml:space="preserve"> как </w:t>
+      </w:r>
+      <w:proofErr w:type="spellStart"/>
+      <w:r>
+        <w:rPr>
+          <w:lang w:val="ru-RU"/>
+        </w:rPr>
+        <w:t>компютърното</w:t>
+      </w:r>
+      <w:proofErr w:type="spellEnd"/>
+      <w:r>
+        <w:rPr>
+          <w:lang w:val="ru-RU"/>
+        </w:rPr>
+        <w:t xml:space="preserve"> зрение и </w:t>
+      </w:r>
+      <w:proofErr w:type="spellStart"/>
+      <w:r>
+        <w:rPr>
+          <w:lang w:val="ru-RU"/>
+        </w:rPr>
+        <w:t>обработката</w:t>
+      </w:r>
+      <w:proofErr w:type="spellEnd"/>
+      <w:r>
+        <w:rPr>
+          <w:lang w:val="ru-RU"/>
+        </w:rPr>
+        <w:t xml:space="preserve"> на изображения </w:t>
+      </w:r>
+      <w:proofErr w:type="spellStart"/>
+      <w:r>
+        <w:rPr>
+          <w:lang w:val="ru-RU"/>
+        </w:rPr>
+        <w:t>могат</w:t>
+      </w:r>
+      <w:proofErr w:type="spellEnd"/>
+      <w:r>
+        <w:rPr>
+          <w:lang w:val="ru-RU"/>
+        </w:rPr>
+        <w:t xml:space="preserve"> да се </w:t>
+      </w:r>
+      <w:proofErr w:type="spellStart"/>
+      <w:r>
+        <w:rPr>
+          <w:lang w:val="ru-RU"/>
+        </w:rPr>
+        <w:t>използват</w:t>
+      </w:r>
+      <w:proofErr w:type="spellEnd"/>
+      <w:r>
+        <w:rPr>
+          <w:lang w:val="ru-RU"/>
+        </w:rPr>
+        <w:t xml:space="preserve"> за </w:t>
+      </w:r>
+      <w:proofErr w:type="spellStart"/>
+      <w:r>
+        <w:rPr>
+          <w:lang w:val="ru-RU"/>
+        </w:rPr>
+        <w:t>интерактивни</w:t>
+      </w:r>
+      <w:proofErr w:type="spellEnd"/>
+      <w:r>
+        <w:rPr>
+          <w:lang w:val="ru-RU"/>
+        </w:rPr>
+        <w:t xml:space="preserve"> </w:t>
+      </w:r>
+      <w:proofErr w:type="spellStart"/>
+      <w:r>
+        <w:rPr>
+          <w:lang w:val="ru-RU"/>
+        </w:rPr>
+        <w:t>дигитални</w:t>
+      </w:r>
+      <w:proofErr w:type="spellEnd"/>
+      <w:r>
+        <w:rPr>
+          <w:lang w:val="ru-RU"/>
+        </w:rPr>
+        <w:t xml:space="preserve"> решения. </w:t>
+      </w:r>
+      <w:r>
+        <w:t>В бъдеще системата може да се подобри и да се приложи в индустрията за красота.</w:t>
       </w:r>
     </w:p>
     <w:p/>
